--- a/Linear Algebra/2025.12.14/两次作业.docx
+++ b/Linear Algebra/2025.12.14/两次作业.docx
@@ -7926,6 +7926,1216 @@
       <w:r>
         <w:br/>
         <w:t>结论：该二次型为【不定】 (Indefinite)</w:t>
+      </w:r>
+    </w:p>
+    <w:p>
+      <w:pPr>
+        <w:pStyle w:val="a9"/>
+        <w:ind w:left="880"/>
+      </w:pPr>
+      <w:r>
+        <w:t xml:space="preserve">&gt;&gt; </w:t>
+      </w:r>
+    </w:p>
+    <w:p>
+      <w:pPr>
+        <w:pStyle w:val="a9"/>
+        <w:ind w:left="880"/>
+      </w:pPr>
+    </w:p>
+    <w:p>
+      <w:pPr>
+        <w:pStyle w:val="a9"/>
+        <w:numPr>
+          <w:ilvl w:val="1"/>
+          <w:numId w:val="1"/>
+        </w:numPr>
+      </w:pPr>
+      <w:r>
+        <w:rPr>
+          <w:rFonts w:hint="eastAsia"/>
+        </w:rPr>
+        <w:t>代码：</w:t>
+      </w:r>
+    </w:p>
+    <w:p>
+      <w:pPr>
+        <w:pStyle w:val="a9"/>
+        <w:ind w:left="880"/>
+      </w:pPr>
+      <w:r>
+        <w:rPr>
+          <w:rFonts w:hint="eastAsia"/>
+        </w:rPr>
+        <w:t xml:space="preserve"> </w:t>
+      </w:r>
+      <w:proofErr w:type="spellStart"/>
+      <w:r>
+        <w:t>clc</w:t>
+      </w:r>
+      <w:proofErr w:type="spellEnd"/>
+      <w:r>
+        <w:t xml:space="preserve">; clear; close </w:t>
+      </w:r>
+      <w:proofErr w:type="gramStart"/>
+      <w:r>
+        <w:t>all;</w:t>
+      </w:r>
+      <w:proofErr w:type="gramEnd"/>
+    </w:p>
+    <w:p>
+      <w:pPr>
+        <w:pStyle w:val="a9"/>
+        <w:ind w:left="880"/>
+      </w:pPr>
+    </w:p>
+    <w:p>
+      <w:pPr>
+        <w:pStyle w:val="a9"/>
+        <w:ind w:left="880"/>
+      </w:pPr>
+      <w:r>
+        <w:t>%% 步骤 1: 生成满足条件的 10 阶随机矩阵</w:t>
+      </w:r>
+    </w:p>
+    <w:p>
+      <w:pPr>
+        <w:pStyle w:val="a9"/>
+        <w:ind w:left="880"/>
+      </w:pPr>
+      <w:r>
+        <w:t xml:space="preserve">n = </w:t>
+      </w:r>
+      <w:proofErr w:type="gramStart"/>
+      <w:r>
+        <w:t>10;</w:t>
+      </w:r>
+      <w:proofErr w:type="gramEnd"/>
+    </w:p>
+    <w:p>
+      <w:pPr>
+        <w:pStyle w:val="a9"/>
+        <w:ind w:left="880"/>
+      </w:pPr>
+      <w:r>
+        <w:t>A = rand(n);       % 生成 10x10 的随机矩阵（元素在0-1之间）</w:t>
+      </w:r>
+    </w:p>
+    <w:p>
+      <w:pPr>
+        <w:pStyle w:val="a9"/>
+        <w:ind w:left="880"/>
+      </w:pPr>
+      <w:r>
+        <w:t xml:space="preserve">A = </w:t>
+      </w:r>
+      <w:proofErr w:type="gramStart"/>
+      <w:r>
+        <w:t>A .</w:t>
+      </w:r>
+      <w:proofErr w:type="gramEnd"/>
+      <w:r>
+        <w:t>/ sum(A</w:t>
+      </w:r>
+      <w:proofErr w:type="gramStart"/>
+      <w:r>
+        <w:t xml:space="preserve">);   </w:t>
+      </w:r>
+      <w:proofErr w:type="gramEnd"/>
+      <w:r>
+        <w:t>% 归一化：每一列除以该列的和，使得各列和为 1</w:t>
+      </w:r>
+    </w:p>
+    <w:p>
+      <w:pPr>
+        <w:pStyle w:val="a9"/>
+        <w:ind w:left="880"/>
+      </w:pPr>
+    </w:p>
+    <w:p>
+      <w:pPr>
+        <w:pStyle w:val="a9"/>
+        <w:ind w:left="880"/>
+      </w:pPr>
+      <w:proofErr w:type="spellStart"/>
+      <w:r>
+        <w:t>disp</w:t>
+      </w:r>
+      <w:proofErr w:type="spellEnd"/>
+      <w:r>
+        <w:t>('各列之和（应全为1）：');</w:t>
+      </w:r>
+    </w:p>
+    <w:p>
+      <w:pPr>
+        <w:pStyle w:val="a9"/>
+        <w:ind w:left="880"/>
+      </w:pPr>
+      <w:proofErr w:type="spellStart"/>
+      <w:r>
+        <w:t>disp</w:t>
+      </w:r>
+      <w:proofErr w:type="spellEnd"/>
+      <w:r>
+        <w:t>(sum(A)</w:t>
+      </w:r>
+      <w:proofErr w:type="gramStart"/>
+      <w:r>
+        <w:t>);</w:t>
+      </w:r>
+      <w:proofErr w:type="gramEnd"/>
+    </w:p>
+    <w:p>
+      <w:pPr>
+        <w:pStyle w:val="a9"/>
+        <w:ind w:left="880"/>
+      </w:pPr>
+    </w:p>
+    <w:p>
+      <w:pPr>
+        <w:pStyle w:val="a9"/>
+        <w:ind w:left="880"/>
+      </w:pPr>
+      <w:proofErr w:type="spellStart"/>
+      <w:proofErr w:type="gramStart"/>
+      <w:r>
+        <w:t>disp</w:t>
+      </w:r>
+      <w:proofErr w:type="spellEnd"/>
+      <w:r>
+        <w:t>(</w:t>
+      </w:r>
+      <w:proofErr w:type="gramEnd"/>
+      <w:r>
+        <w:t>'------------------------------------------------------'</w:t>
+      </w:r>
+      <w:proofErr w:type="gramStart"/>
+      <w:r>
+        <w:t>);</w:t>
+      </w:r>
+      <w:proofErr w:type="gramEnd"/>
+    </w:p>
+    <w:p>
+      <w:pPr>
+        <w:pStyle w:val="a9"/>
+        <w:ind w:left="880"/>
+      </w:pPr>
+    </w:p>
+    <w:p>
+      <w:pPr>
+        <w:pStyle w:val="a9"/>
+        <w:ind w:left="880"/>
+      </w:pPr>
+      <w:proofErr w:type="spellStart"/>
+      <w:r>
+        <w:t>disp</w:t>
+      </w:r>
+      <w:proofErr w:type="spellEnd"/>
+      <w:r>
+        <w:t xml:space="preserve">('【方法一：使用内置 </w:t>
+      </w:r>
+      <w:proofErr w:type="spellStart"/>
+      <w:r>
+        <w:t>eig</w:t>
+      </w:r>
+      <w:proofErr w:type="spellEnd"/>
+      <w:r>
+        <w:t xml:space="preserve"> 函数】');</w:t>
+      </w:r>
+    </w:p>
+    <w:p>
+      <w:pPr>
+        <w:pStyle w:val="a9"/>
+        <w:ind w:left="880"/>
+      </w:pPr>
+    </w:p>
+    <w:p>
+      <w:pPr>
+        <w:pStyle w:val="a9"/>
+        <w:ind w:left="880"/>
+      </w:pPr>
+      <w:r>
+        <w:t xml:space="preserve">[V, D] = </w:t>
+      </w:r>
+      <w:proofErr w:type="spellStart"/>
+      <w:r>
+        <w:t>eig</w:t>
+      </w:r>
+      <w:proofErr w:type="spellEnd"/>
+      <w:r>
+        <w:t>(A);           % V 是特征向量矩阵，D 是特征值对角矩阵</w:t>
+      </w:r>
+    </w:p>
+    <w:p>
+      <w:pPr>
+        <w:pStyle w:val="a9"/>
+        <w:ind w:left="880"/>
+      </w:pPr>
+      <w:r>
+        <w:t xml:space="preserve">eigenvalues = </w:t>
+      </w:r>
+      <w:proofErr w:type="spellStart"/>
+      <w:r>
+        <w:t>diag</w:t>
+      </w:r>
+      <w:proofErr w:type="spellEnd"/>
+      <w:r>
+        <w:t>(D);     % 提取特征值向量</w:t>
+      </w:r>
+    </w:p>
+    <w:p>
+      <w:pPr>
+        <w:pStyle w:val="a9"/>
+        <w:ind w:left="880"/>
+      </w:pPr>
+    </w:p>
+    <w:p>
+      <w:pPr>
+        <w:pStyle w:val="a9"/>
+        <w:ind w:left="880"/>
+      </w:pPr>
+      <w:r>
+        <w:t>% 找到</w:t>
+      </w:r>
+      <w:proofErr w:type="gramStart"/>
+      <w:r>
+        <w:t>模最大</w:t>
+      </w:r>
+      <w:proofErr w:type="gramEnd"/>
+      <w:r>
+        <w:t>的特征值及其索引</w:t>
+      </w:r>
+    </w:p>
+    <w:p>
+      <w:pPr>
+        <w:pStyle w:val="a9"/>
+        <w:ind w:left="880"/>
+      </w:pPr>
+      <w:r>
+        <w:t>[</w:t>
+      </w:r>
+      <w:proofErr w:type="spellStart"/>
+      <w:r>
+        <w:t>max_val</w:t>
+      </w:r>
+      <w:proofErr w:type="spellEnd"/>
+      <w:r>
+        <w:t xml:space="preserve">, </w:t>
+      </w:r>
+      <w:proofErr w:type="spellStart"/>
+      <w:r>
+        <w:t>idx</w:t>
+      </w:r>
+      <w:proofErr w:type="spellEnd"/>
+      <w:r>
+        <w:t>] = max(abs(eigenvalues)</w:t>
+      </w:r>
+      <w:proofErr w:type="gramStart"/>
+      <w:r>
+        <w:t>);</w:t>
+      </w:r>
+      <w:proofErr w:type="gramEnd"/>
+    </w:p>
+    <w:p>
+      <w:pPr>
+        <w:pStyle w:val="a9"/>
+        <w:ind w:left="880"/>
+      </w:pPr>
+      <w:r>
+        <w:t>lambda_1 = eigenvalues(</w:t>
+      </w:r>
+      <w:proofErr w:type="spellStart"/>
+      <w:r>
+        <w:t>idx</w:t>
+      </w:r>
+      <w:proofErr w:type="spellEnd"/>
+      <w:r>
+        <w:t>);      % 最大特征值</w:t>
+      </w:r>
+    </w:p>
+    <w:p>
+      <w:pPr>
+        <w:pStyle w:val="a9"/>
+        <w:ind w:left="880"/>
+      </w:pPr>
+      <w:r>
+        <w:t xml:space="preserve">vec_1 = V(:, </w:t>
+      </w:r>
+      <w:proofErr w:type="spellStart"/>
+      <w:r>
+        <w:t>idx</w:t>
+      </w:r>
+      <w:proofErr w:type="spellEnd"/>
+      <w:r>
+        <w:t>);                % 对应的特征向量</w:t>
+      </w:r>
+    </w:p>
+    <w:p>
+      <w:pPr>
+        <w:pStyle w:val="a9"/>
+        <w:ind w:left="880"/>
+      </w:pPr>
+    </w:p>
+    <w:p>
+      <w:pPr>
+        <w:pStyle w:val="a9"/>
+        <w:ind w:left="880"/>
+      </w:pPr>
+      <w:r>
+        <w:t>% 为了方便对比，通常将特征向量归一化（例如让最大元素为1，或模为1）</w:t>
+      </w:r>
+    </w:p>
+    <w:p>
+      <w:pPr>
+        <w:pStyle w:val="a9"/>
+        <w:ind w:left="880"/>
+      </w:pPr>
+      <w:r>
+        <w:t>vec_1 = vec_1 / max(vec_1</w:t>
+      </w:r>
+      <w:proofErr w:type="gramStart"/>
+      <w:r>
+        <w:t>);</w:t>
+      </w:r>
+      <w:proofErr w:type="gramEnd"/>
+      <w:r>
+        <w:t xml:space="preserve"> </w:t>
+      </w:r>
+    </w:p>
+    <w:p>
+      <w:pPr>
+        <w:pStyle w:val="a9"/>
+        <w:ind w:left="880"/>
+      </w:pPr>
+    </w:p>
+    <w:p>
+      <w:pPr>
+        <w:pStyle w:val="a9"/>
+        <w:ind w:left="880"/>
+      </w:pPr>
+      <w:proofErr w:type="spellStart"/>
+      <w:r>
+        <w:t>fprintf</w:t>
+      </w:r>
+      <w:proofErr w:type="spellEnd"/>
+      <w:r>
+        <w:t>('内置函数求得的最大特征值: %.6f \n', lambda_1);</w:t>
+      </w:r>
+    </w:p>
+    <w:p>
+      <w:pPr>
+        <w:pStyle w:val="a9"/>
+        <w:ind w:left="880"/>
+      </w:pPr>
+      <w:proofErr w:type="spellStart"/>
+      <w:r>
+        <w:t>disp</w:t>
+      </w:r>
+      <w:proofErr w:type="spellEnd"/>
+      <w:r>
+        <w:t>('对应的特征向量 (前5个元素):');</w:t>
+      </w:r>
+    </w:p>
+    <w:p>
+      <w:pPr>
+        <w:pStyle w:val="a9"/>
+        <w:ind w:left="880"/>
+      </w:pPr>
+      <w:proofErr w:type="spellStart"/>
+      <w:r>
+        <w:t>disp</w:t>
+      </w:r>
+      <w:proofErr w:type="spellEnd"/>
+      <w:r>
+        <w:t>(vec_1(1:5)); % 仅显示前5个以便查看</w:t>
+      </w:r>
+    </w:p>
+    <w:p>
+      <w:pPr>
+        <w:pStyle w:val="a9"/>
+        <w:ind w:left="880"/>
+      </w:pPr>
+    </w:p>
+    <w:p>
+      <w:pPr>
+        <w:pStyle w:val="a9"/>
+        <w:ind w:left="880"/>
+      </w:pPr>
+    </w:p>
+    <w:p>
+      <w:pPr>
+        <w:pStyle w:val="a9"/>
+        <w:ind w:left="880"/>
+      </w:pPr>
+      <w:proofErr w:type="spellStart"/>
+      <w:proofErr w:type="gramStart"/>
+      <w:r>
+        <w:t>disp</w:t>
+      </w:r>
+      <w:proofErr w:type="spellEnd"/>
+      <w:r>
+        <w:t>(</w:t>
+      </w:r>
+      <w:proofErr w:type="gramEnd"/>
+      <w:r>
+        <w:t>'------------------------------------------------------'</w:t>
+      </w:r>
+      <w:proofErr w:type="gramStart"/>
+      <w:r>
+        <w:t>);</w:t>
+      </w:r>
+      <w:proofErr w:type="gramEnd"/>
+    </w:p>
+    <w:p>
+      <w:pPr>
+        <w:pStyle w:val="a9"/>
+        <w:ind w:left="880"/>
+      </w:pPr>
+    </w:p>
+    <w:p>
+      <w:pPr>
+        <w:pStyle w:val="a9"/>
+        <w:ind w:left="880"/>
+      </w:pPr>
+      <w:r>
+        <w:t>%% 方法二：使用 幂法 (Power Method) 迭代计算</w:t>
+      </w:r>
+    </w:p>
+    <w:p>
+      <w:pPr>
+        <w:pStyle w:val="a9"/>
+        <w:ind w:left="880"/>
+      </w:pPr>
+      <w:proofErr w:type="spellStart"/>
+      <w:r>
+        <w:t>disp</w:t>
+      </w:r>
+      <w:proofErr w:type="spellEnd"/>
+      <w:r>
+        <w:t>('【方法二：使用幂法 (Power Method)】');</w:t>
+      </w:r>
+    </w:p>
+    <w:p>
+      <w:pPr>
+        <w:pStyle w:val="a9"/>
+        <w:ind w:left="880"/>
+      </w:pPr>
+    </w:p>
+    <w:p>
+      <w:pPr>
+        <w:pStyle w:val="a9"/>
+        <w:ind w:left="880"/>
+      </w:pPr>
+      <w:r>
+        <w:t>x = ones(n, 1);    % 初始猜测向量 (</w:t>
+      </w:r>
+      <w:proofErr w:type="gramStart"/>
+      <w:r>
+        <w:t>非零即</w:t>
+      </w:r>
+      <w:proofErr w:type="gramEnd"/>
+      <w:r>
+        <w:t>可)</w:t>
+      </w:r>
+    </w:p>
+    <w:p>
+      <w:pPr>
+        <w:pStyle w:val="a9"/>
+        <w:ind w:left="880"/>
+      </w:pPr>
+      <w:proofErr w:type="spellStart"/>
+      <w:r>
+        <w:t>max_iter</w:t>
+      </w:r>
+      <w:proofErr w:type="spellEnd"/>
+      <w:r>
+        <w:t xml:space="preserve"> = 100;    % 最大迭代次数</w:t>
+      </w:r>
+    </w:p>
+    <w:p>
+      <w:pPr>
+        <w:pStyle w:val="a9"/>
+        <w:ind w:left="880"/>
+      </w:pPr>
+      <w:proofErr w:type="spellStart"/>
+      <w:r>
+        <w:t>tol</w:t>
+      </w:r>
+      <w:proofErr w:type="spellEnd"/>
+      <w:r>
+        <w:t xml:space="preserve"> = 1e-6;        % 收敛精度</w:t>
+      </w:r>
+    </w:p>
+    <w:p>
+      <w:pPr>
+        <w:pStyle w:val="a9"/>
+        <w:ind w:left="880"/>
+      </w:pPr>
+    </w:p>
+    <w:p>
+      <w:pPr>
+        <w:pStyle w:val="a9"/>
+        <w:ind w:left="880"/>
+      </w:pPr>
+      <w:r>
+        <w:t>lambda_2 = 0;      % 初始化特征值变量</w:t>
+      </w:r>
+    </w:p>
+    <w:p>
+      <w:pPr>
+        <w:pStyle w:val="a9"/>
+        <w:ind w:left="880"/>
+      </w:pPr>
+    </w:p>
+    <w:p>
+      <w:pPr>
+        <w:pStyle w:val="a9"/>
+        <w:ind w:left="880"/>
+      </w:pPr>
+      <w:r>
+        <w:t>for k = 1:max_iter</w:t>
+      </w:r>
+    </w:p>
+    <w:p>
+      <w:pPr>
+        <w:pStyle w:val="a9"/>
+        <w:ind w:left="880"/>
+      </w:pPr>
+      <w:r>
+        <w:t xml:space="preserve">    y = A * x;     % 迭代乘法</w:t>
+      </w:r>
+    </w:p>
+    <w:p>
+      <w:pPr>
+        <w:pStyle w:val="a9"/>
+        <w:ind w:left="880"/>
+      </w:pPr>
+      <w:r>
+        <w:t xml:space="preserve">    </w:t>
+      </w:r>
+    </w:p>
+    <w:p>
+      <w:pPr>
+        <w:pStyle w:val="a9"/>
+        <w:ind w:left="880"/>
+      </w:pPr>
+      <w:r>
+        <w:t xml:space="preserve">    % 取 y 中绝对值最大的分量作为特征值的近似</w:t>
+      </w:r>
+    </w:p>
+    <w:p>
+      <w:pPr>
+        <w:pStyle w:val="a9"/>
+        <w:ind w:left="880"/>
+      </w:pPr>
+      <w:r>
+        <w:t xml:space="preserve">    [</w:t>
+      </w:r>
+      <w:proofErr w:type="spellStart"/>
+      <w:r>
+        <w:t>max_abs_y</w:t>
+      </w:r>
+      <w:proofErr w:type="spellEnd"/>
+      <w:r>
+        <w:t>, loc] = max(abs(y)</w:t>
+      </w:r>
+      <w:proofErr w:type="gramStart"/>
+      <w:r>
+        <w:t>);</w:t>
+      </w:r>
+      <w:proofErr w:type="gramEnd"/>
+      <w:r>
+        <w:t xml:space="preserve"> </w:t>
+      </w:r>
+    </w:p>
+    <w:p>
+      <w:pPr>
+        <w:pStyle w:val="a9"/>
+        <w:ind w:left="880"/>
+      </w:pPr>
+      <w:r>
+        <w:t xml:space="preserve">    </w:t>
+      </w:r>
+      <w:proofErr w:type="spellStart"/>
+      <w:r>
+        <w:t>current_lambda</w:t>
+      </w:r>
+      <w:proofErr w:type="spellEnd"/>
+      <w:r>
+        <w:t xml:space="preserve"> = y(loc</w:t>
+      </w:r>
+      <w:proofErr w:type="gramStart"/>
+      <w:r>
+        <w:t>);</w:t>
+      </w:r>
+      <w:proofErr w:type="gramEnd"/>
+    </w:p>
+    <w:p>
+      <w:pPr>
+        <w:pStyle w:val="a9"/>
+        <w:ind w:left="880"/>
+      </w:pPr>
+      <w:r>
+        <w:t xml:space="preserve">    </w:t>
+      </w:r>
+    </w:p>
+    <w:p>
+      <w:pPr>
+        <w:pStyle w:val="a9"/>
+        <w:ind w:left="880"/>
+      </w:pPr>
+      <w:r>
+        <w:t xml:space="preserve">    % 归一化向量，准备下一次迭代</w:t>
+      </w:r>
+    </w:p>
+    <w:p>
+      <w:pPr>
+        <w:pStyle w:val="a9"/>
+        <w:ind w:left="880"/>
+      </w:pPr>
+      <w:r>
+        <w:t xml:space="preserve">    </w:t>
+      </w:r>
+      <w:proofErr w:type="spellStart"/>
+      <w:r>
+        <w:t>x_new</w:t>
+      </w:r>
+      <w:proofErr w:type="spellEnd"/>
+      <w:r>
+        <w:t xml:space="preserve"> = y / </w:t>
+      </w:r>
+      <w:proofErr w:type="spellStart"/>
+      <w:r>
+        <w:t>current_</w:t>
+      </w:r>
+      <w:proofErr w:type="gramStart"/>
+      <w:r>
+        <w:t>lambda</w:t>
+      </w:r>
+      <w:proofErr w:type="spellEnd"/>
+      <w:r>
+        <w:t>;</w:t>
+      </w:r>
+      <w:proofErr w:type="gramEnd"/>
+    </w:p>
+    <w:p>
+      <w:pPr>
+        <w:pStyle w:val="a9"/>
+        <w:ind w:left="880"/>
+      </w:pPr>
+      <w:r>
+        <w:t xml:space="preserve">    </w:t>
+      </w:r>
+    </w:p>
+    <w:p>
+      <w:pPr>
+        <w:pStyle w:val="a9"/>
+        <w:ind w:left="880"/>
+      </w:pPr>
+      <w:r>
+        <w:t xml:space="preserve">    % 判断是否收敛</w:t>
+      </w:r>
+    </w:p>
+    <w:p>
+      <w:pPr>
+        <w:pStyle w:val="a9"/>
+        <w:ind w:left="880"/>
+      </w:pPr>
+      <w:r>
+        <w:t xml:space="preserve">    if </w:t>
+      </w:r>
+      <w:proofErr w:type="gramStart"/>
+      <w:r>
+        <w:t>norm(</w:t>
+      </w:r>
+      <w:proofErr w:type="spellStart"/>
+      <w:proofErr w:type="gramEnd"/>
+      <w:r>
+        <w:t>x_new</w:t>
+      </w:r>
+      <w:proofErr w:type="spellEnd"/>
+      <w:r>
+        <w:t xml:space="preserve"> - x, inf) &lt; </w:t>
+      </w:r>
+      <w:proofErr w:type="spellStart"/>
+      <w:r>
+        <w:t>tol</w:t>
+      </w:r>
+      <w:proofErr w:type="spellEnd"/>
+    </w:p>
+    <w:p>
+      <w:pPr>
+        <w:pStyle w:val="a9"/>
+        <w:ind w:left="880"/>
+      </w:pPr>
+      <w:r>
+        <w:t xml:space="preserve">        lambda_2 = </w:t>
+      </w:r>
+      <w:proofErr w:type="spellStart"/>
+      <w:r>
+        <w:t>current_</w:t>
+      </w:r>
+      <w:proofErr w:type="gramStart"/>
+      <w:r>
+        <w:t>lambda</w:t>
+      </w:r>
+      <w:proofErr w:type="spellEnd"/>
+      <w:r>
+        <w:t>;</w:t>
+      </w:r>
+      <w:proofErr w:type="gramEnd"/>
+    </w:p>
+    <w:p>
+      <w:pPr>
+        <w:pStyle w:val="a9"/>
+        <w:ind w:left="880"/>
+      </w:pPr>
+      <w:r>
+        <w:t xml:space="preserve">        x = </w:t>
+      </w:r>
+      <w:proofErr w:type="spellStart"/>
+      <w:r>
+        <w:t>x_</w:t>
+      </w:r>
+      <w:proofErr w:type="gramStart"/>
+      <w:r>
+        <w:t>new</w:t>
+      </w:r>
+      <w:proofErr w:type="spellEnd"/>
+      <w:r>
+        <w:t>;</w:t>
+      </w:r>
+      <w:proofErr w:type="gramEnd"/>
+    </w:p>
+    <w:p>
+      <w:pPr>
+        <w:pStyle w:val="a9"/>
+        <w:ind w:left="880"/>
+      </w:pPr>
+      <w:r>
+        <w:lastRenderedPageBreak/>
+        <w:t xml:space="preserve">        </w:t>
+      </w:r>
+      <w:proofErr w:type="gramStart"/>
+      <w:r>
+        <w:t>break;</w:t>
+      </w:r>
+      <w:proofErr w:type="gramEnd"/>
+    </w:p>
+    <w:p>
+      <w:pPr>
+        <w:pStyle w:val="a9"/>
+        <w:ind w:left="880"/>
+      </w:pPr>
+      <w:r>
+        <w:t xml:space="preserve">    end</w:t>
+      </w:r>
+    </w:p>
+    <w:p>
+      <w:pPr>
+        <w:pStyle w:val="a9"/>
+        <w:ind w:left="880"/>
+      </w:pPr>
+      <w:r>
+        <w:t xml:space="preserve">    </w:t>
+      </w:r>
+    </w:p>
+    <w:p>
+      <w:pPr>
+        <w:pStyle w:val="a9"/>
+        <w:ind w:left="880"/>
+      </w:pPr>
+      <w:r>
+        <w:t xml:space="preserve">    x = </w:t>
+      </w:r>
+      <w:proofErr w:type="spellStart"/>
+      <w:r>
+        <w:t>x_</w:t>
+      </w:r>
+      <w:proofErr w:type="gramStart"/>
+      <w:r>
+        <w:t>new</w:t>
+      </w:r>
+      <w:proofErr w:type="spellEnd"/>
+      <w:r>
+        <w:t>;</w:t>
+      </w:r>
+      <w:proofErr w:type="gramEnd"/>
+    </w:p>
+    <w:p>
+      <w:pPr>
+        <w:pStyle w:val="a9"/>
+        <w:ind w:left="880"/>
+      </w:pPr>
+      <w:r>
+        <w:t xml:space="preserve">    lambda_2 = </w:t>
+      </w:r>
+      <w:proofErr w:type="spellStart"/>
+      <w:r>
+        <w:t>current_</w:t>
+      </w:r>
+      <w:proofErr w:type="gramStart"/>
+      <w:r>
+        <w:t>lambda</w:t>
+      </w:r>
+      <w:proofErr w:type="spellEnd"/>
+      <w:r>
+        <w:t>;</w:t>
+      </w:r>
+      <w:proofErr w:type="gramEnd"/>
+    </w:p>
+    <w:p>
+      <w:pPr>
+        <w:pStyle w:val="a9"/>
+        <w:ind w:left="880"/>
+      </w:pPr>
+      <w:r>
+        <w:t>end</w:t>
+      </w:r>
+    </w:p>
+    <w:p>
+      <w:pPr>
+        <w:pStyle w:val="a9"/>
+        <w:ind w:left="880"/>
+      </w:pPr>
+    </w:p>
+    <w:p>
+      <w:pPr>
+        <w:pStyle w:val="a9"/>
+        <w:ind w:left="880"/>
+      </w:pPr>
+      <w:proofErr w:type="spellStart"/>
+      <w:r>
+        <w:t>fprintf</w:t>
+      </w:r>
+      <w:proofErr w:type="spellEnd"/>
+      <w:r>
+        <w:t>('幂法迭代求得的最大特征值: %.6f \n', lambda_2);</w:t>
+      </w:r>
+    </w:p>
+    <w:p>
+      <w:pPr>
+        <w:pStyle w:val="a9"/>
+        <w:ind w:left="880"/>
+      </w:pPr>
+      <w:proofErr w:type="spellStart"/>
+      <w:r>
+        <w:t>disp</w:t>
+      </w:r>
+      <w:proofErr w:type="spellEnd"/>
+      <w:r>
+        <w:t>('对应的特征向量 (前5个元素):');</w:t>
+      </w:r>
+    </w:p>
+    <w:p>
+      <w:pPr>
+        <w:pStyle w:val="a9"/>
+        <w:ind w:left="880"/>
+      </w:pPr>
+      <w:proofErr w:type="spellStart"/>
+      <w:r>
+        <w:t>disp</w:t>
+      </w:r>
+      <w:proofErr w:type="spellEnd"/>
+      <w:r>
+        <w:t>(</w:t>
+      </w:r>
+      <w:proofErr w:type="gramStart"/>
+      <w:r>
+        <w:t>x(</w:t>
+      </w:r>
+      <w:proofErr w:type="gramEnd"/>
+      <w:r>
+        <w:t>1:5)</w:t>
+      </w:r>
+      <w:proofErr w:type="gramStart"/>
+      <w:r>
+        <w:t>);</w:t>
+      </w:r>
+      <w:proofErr w:type="gramEnd"/>
+    </w:p>
+    <w:p>
+      <w:pPr>
+        <w:pStyle w:val="a9"/>
+        <w:ind w:left="880"/>
+      </w:pPr>
+    </w:p>
+    <w:p>
+      <w:pPr>
+        <w:pStyle w:val="a9"/>
+        <w:ind w:left="880"/>
+      </w:pPr>
+      <w:proofErr w:type="spellStart"/>
+      <w:proofErr w:type="gramStart"/>
+      <w:r>
+        <w:t>disp</w:t>
+      </w:r>
+      <w:proofErr w:type="spellEnd"/>
+      <w:r>
+        <w:t>(</w:t>
+      </w:r>
+      <w:proofErr w:type="gramEnd"/>
+      <w:r>
+        <w:t>'------------------------------------------------------'</w:t>
+      </w:r>
+      <w:proofErr w:type="gramStart"/>
+      <w:r>
+        <w:t>);</w:t>
+      </w:r>
+      <w:proofErr w:type="gramEnd"/>
+    </w:p>
+    <w:p>
+      <w:pPr>
+        <w:pStyle w:val="a9"/>
+        <w:ind w:left="880"/>
+      </w:pPr>
+    </w:p>
+    <w:p>
+      <w:pPr>
+        <w:pStyle w:val="a9"/>
+        <w:ind w:left="880"/>
+      </w:pPr>
+      <w:r>
+        <w:t>%% 结论观察</w:t>
+      </w:r>
+    </w:p>
+    <w:p>
+      <w:pPr>
+        <w:pStyle w:val="a9"/>
+        <w:ind w:left="880"/>
+      </w:pPr>
+      <w:proofErr w:type="spellStart"/>
+      <w:r>
+        <w:t>fprintf</w:t>
+      </w:r>
+      <w:proofErr w:type="spellEnd"/>
+      <w:r>
+        <w:t>('观察结论：\n');</w:t>
+      </w:r>
+    </w:p>
+    <w:p>
+      <w:pPr>
+        <w:pStyle w:val="a9"/>
+        <w:ind w:left="880"/>
+      </w:pPr>
+      <w:r>
+        <w:t xml:space="preserve">if </w:t>
+      </w:r>
+      <w:proofErr w:type="gramStart"/>
+      <w:r>
+        <w:t>abs(</w:t>
+      </w:r>
+      <w:proofErr w:type="gramEnd"/>
+      <w:r>
+        <w:t>lambda_1 - 1) &lt; 1e-4</w:t>
+      </w:r>
+    </w:p>
+    <w:p>
+      <w:pPr>
+        <w:pStyle w:val="a9"/>
+        <w:ind w:left="880"/>
+      </w:pPr>
+      <w:r>
+        <w:t xml:space="preserve">    </w:t>
+      </w:r>
+      <w:proofErr w:type="spellStart"/>
+      <w:r>
+        <w:t>fprintf</w:t>
+      </w:r>
+      <w:proofErr w:type="spellEnd"/>
+      <w:r>
+        <w:t>('1. 无论是哪种方法，最大特征值都非常接近 1。\n');</w:t>
+      </w:r>
+    </w:p>
+    <w:p>
+      <w:pPr>
+        <w:pStyle w:val="a9"/>
+        <w:ind w:left="880"/>
+      </w:pPr>
+      <w:r>
+        <w:t>else</w:t>
+      </w:r>
+    </w:p>
+    <w:p>
+      <w:pPr>
+        <w:pStyle w:val="a9"/>
+        <w:ind w:left="880"/>
+      </w:pPr>
+      <w:r>
+        <w:t xml:space="preserve">    </w:t>
+      </w:r>
+      <w:proofErr w:type="spellStart"/>
+      <w:r>
+        <w:t>fprintf</w:t>
+      </w:r>
+      <w:proofErr w:type="spellEnd"/>
+      <w:r>
+        <w:t>('1. 计算结果显示最大特征值不为1\n');</w:t>
+      </w:r>
+    </w:p>
+    <w:p>
+      <w:pPr>
+        <w:pStyle w:val="a9"/>
+        <w:ind w:left="880"/>
+      </w:pPr>
+      <w:r>
+        <w:t>end</w:t>
+      </w:r>
+    </w:p>
+    <w:p>
+      <w:pPr>
+        <w:pStyle w:val="a9"/>
+        <w:ind w:left="880"/>
+      </w:pPr>
+    </w:p>
+    <w:p>
+      <w:pPr>
+        <w:pStyle w:val="a9"/>
+        <w:ind w:left="880"/>
+      </w:pPr>
+      <w:r>
+        <w:rPr>
+          <w:rFonts w:hint="eastAsia"/>
+        </w:rPr>
+        <w:t>结果：</w:t>
+      </w:r>
+    </w:p>
+    <w:p>
+      <w:pPr>
+        <w:pStyle w:val="a9"/>
+        <w:ind w:left="880"/>
+      </w:pPr>
+      <w:r>
+        <w:t>各列之和（应全为1）：</w:t>
+      </w:r>
+      <w:r>
+        <w:br/>
+        <w:t xml:space="preserve">  列 1 至 9</w:t>
+      </w:r>
+      <w:r>
+        <w:br/>
+      </w:r>
+      <w:r>
+        <w:br/>
+        <w:t xml:space="preserve">    1.0000    1.0000    1.0000    1.0000    1.0000    1.0000    1.0000    1.0000    1.0000</w:t>
+      </w:r>
+      <w:r>
+        <w:br/>
+      </w:r>
+      <w:r>
+        <w:br/>
+        <w:t xml:space="preserve">  列 10</w:t>
+      </w:r>
+      <w:r>
+        <w:br/>
+      </w:r>
+      <w:r>
+        <w:br/>
+        <w:t xml:space="preserve">    1.0000</w:t>
+      </w:r>
+      <w:r>
+        <w:br/>
+      </w:r>
+      <w:r>
+        <w:br/>
+        <w:t>------------------------------------------------------</w:t>
+      </w:r>
+      <w:r>
+        <w:br/>
+        <w:t xml:space="preserve">【方法一：使用内置 </w:t>
+      </w:r>
+      <w:proofErr w:type="spellStart"/>
+      <w:r>
+        <w:t>eig</w:t>
+      </w:r>
+      <w:proofErr w:type="spellEnd"/>
+      <w:r>
+        <w:t xml:space="preserve"> 函数】</w:t>
+      </w:r>
+      <w:r>
+        <w:br/>
+        <w:t xml:space="preserve">内置函数求得的最大特征值: 1.000000 </w:t>
+      </w:r>
+      <w:r>
+        <w:br/>
+        <w:t>对应的特征向量 (前5个元素):</w:t>
+      </w:r>
+      <w:r>
+        <w:br/>
+        <w:t xml:space="preserve">    1.5001</w:t>
+      </w:r>
+      <w:r>
+        <w:br/>
+        <w:t xml:space="preserve">    1.6233</w:t>
+      </w:r>
+      <w:r>
+        <w:br/>
+        <w:t xml:space="preserve">    1.4234</w:t>
+      </w:r>
+      <w:r>
+        <w:br/>
+        <w:t xml:space="preserve">    1.4517</w:t>
+      </w:r>
+      <w:r>
+        <w:br/>
+        <w:t xml:space="preserve">    1.0000</w:t>
+      </w:r>
+      <w:r>
+        <w:br/>
+      </w:r>
+      <w:r>
+        <w:br/>
+      </w:r>
+      <w:r>
+        <w:lastRenderedPageBreak/>
+        <w:t>------------------------------------------------------</w:t>
+      </w:r>
+      <w:r>
+        <w:br/>
+        <w:t>【方法二：使用幂法 (Power Method)】</w:t>
+      </w:r>
+      <w:r>
+        <w:br/>
+        <w:t xml:space="preserve">幂法迭代求得的最大特征值: 1.000000 </w:t>
+      </w:r>
+      <w:r>
+        <w:br/>
+        <w:t>对应的特征向量 (前5个元素):</w:t>
+      </w:r>
+      <w:r>
+        <w:br/>
+        <w:t xml:space="preserve">    0.6983</w:t>
+      </w:r>
+      <w:r>
+        <w:br/>
+        <w:t xml:space="preserve">    0.7557</w:t>
+      </w:r>
+      <w:r>
+        <w:br/>
+        <w:t xml:space="preserve">    0.6626</w:t>
+      </w:r>
+      <w:r>
+        <w:br/>
+        <w:t xml:space="preserve">    0.6758</w:t>
+      </w:r>
+      <w:r>
+        <w:br/>
+        <w:t xml:space="preserve">    0.4655</w:t>
+      </w:r>
+      <w:r>
+        <w:br/>
+      </w:r>
+      <w:r>
+        <w:br/>
+        <w:t>------------------------------------------------------</w:t>
+      </w:r>
+      <w:r>
+        <w:br/>
+        <w:t>观察结论：</w:t>
+      </w:r>
+      <w:r>
+        <w:br/>
+        <w:t>1. 无论是哪种方法，最大特征值都非常接近 1。</w:t>
       </w:r>
     </w:p>
     <w:p>

--- a/Linear Algebra/2025.12.14/两次作业.docx
+++ b/Linear Algebra/2025.12.14/两次作业.docx
@@ -9160,6 +9160,497 @@
           <w:ilvl w:val="1"/>
           <w:numId w:val="1"/>
         </w:numPr>
+      </w:pPr>
+      <w:r>
+        <w:rPr>
+          <w:rFonts w:hint="eastAsia"/>
+        </w:rPr>
+        <w:t>第三题：</w:t>
+      </w:r>
+    </w:p>
+    <w:p>
+      <w:pPr>
+        <w:pStyle w:val="a9"/>
+        <w:ind w:left="880"/>
+      </w:pPr>
+      <w:r>
+        <w:rPr>
+          <w:rFonts w:hint="eastAsia"/>
+        </w:rPr>
+        <w:t>代码：</w:t>
+      </w:r>
+    </w:p>
+    <w:p>
+      <w:pPr>
+        <w:pStyle w:val="a9"/>
+        <w:ind w:left="880"/>
+      </w:pPr>
+      <w:r>
+        <w:rPr>
+          <w:rFonts w:hint="eastAsia"/>
+        </w:rPr>
+        <w:t xml:space="preserve"> </w:t>
+      </w:r>
+      <w:proofErr w:type="spellStart"/>
+      <w:r>
+        <w:t>clc</w:t>
+      </w:r>
+      <w:proofErr w:type="spellEnd"/>
+      <w:r>
+        <w:t xml:space="preserve">; </w:t>
+      </w:r>
+      <w:proofErr w:type="gramStart"/>
+      <w:r>
+        <w:t>clear;</w:t>
+      </w:r>
+      <w:proofErr w:type="gramEnd"/>
+    </w:p>
+    <w:p>
+      <w:pPr>
+        <w:pStyle w:val="a9"/>
+        <w:ind w:left="880"/>
+      </w:pPr>
+      <w:r>
+        <w:t xml:space="preserve">A = </w:t>
+      </w:r>
+      <w:proofErr w:type="gramStart"/>
+      <w:r>
+        <w:t>rand(</w:t>
+      </w:r>
+      <w:proofErr w:type="gramEnd"/>
+      <w:r>
+        <w:t>5, 4</w:t>
+      </w:r>
+      <w:proofErr w:type="gramStart"/>
+      <w:r>
+        <w:t>);</w:t>
+      </w:r>
+      <w:proofErr w:type="gramEnd"/>
+    </w:p>
+    <w:p>
+      <w:pPr>
+        <w:pStyle w:val="a9"/>
+        <w:ind w:left="880"/>
+      </w:pPr>
+      <w:proofErr w:type="spellStart"/>
+      <w:r>
+        <w:t>disp</w:t>
+      </w:r>
+      <w:proofErr w:type="spellEnd"/>
+      <w:r>
+        <w:t>('随机生成的4个5维向量 (列向量):');</w:t>
+      </w:r>
+    </w:p>
+    <w:p>
+      <w:pPr>
+        <w:pStyle w:val="a9"/>
+        <w:ind w:left="880"/>
+      </w:pPr>
+      <w:proofErr w:type="spellStart"/>
+      <w:r>
+        <w:t>disp</w:t>
+      </w:r>
+      <w:proofErr w:type="spellEnd"/>
+      <w:r>
+        <w:t>(A</w:t>
+      </w:r>
+      <w:proofErr w:type="gramStart"/>
+      <w:r>
+        <w:t>);</w:t>
+      </w:r>
+      <w:proofErr w:type="gramEnd"/>
+    </w:p>
+    <w:p>
+      <w:pPr>
+        <w:pStyle w:val="a9"/>
+        <w:ind w:left="880"/>
+      </w:pPr>
+    </w:p>
+    <w:p>
+      <w:pPr>
+        <w:pStyle w:val="a9"/>
+        <w:ind w:left="880"/>
+      </w:pPr>
+      <w:r>
+        <w:t>[m, n] = size(A</w:t>
+      </w:r>
+      <w:proofErr w:type="gramStart"/>
+      <w:r>
+        <w:t>);</w:t>
+      </w:r>
+      <w:proofErr w:type="gramEnd"/>
+    </w:p>
+    <w:p>
+      <w:pPr>
+        <w:pStyle w:val="a9"/>
+        <w:ind w:left="880"/>
+      </w:pPr>
+      <w:r>
+        <w:t xml:space="preserve">B = </w:t>
+      </w:r>
+      <w:proofErr w:type="gramStart"/>
+      <w:r>
+        <w:t>zeros(</w:t>
+      </w:r>
+      <w:proofErr w:type="gramEnd"/>
+      <w:r>
+        <w:t>m, n</w:t>
+      </w:r>
+      <w:proofErr w:type="gramStart"/>
+      <w:r>
+        <w:t>);</w:t>
+      </w:r>
+      <w:proofErr w:type="gramEnd"/>
+    </w:p>
+    <w:p>
+      <w:pPr>
+        <w:pStyle w:val="a9"/>
+        <w:ind w:left="880"/>
+      </w:pPr>
+    </w:p>
+    <w:p>
+      <w:pPr>
+        <w:pStyle w:val="a9"/>
+        <w:ind w:left="880"/>
+      </w:pPr>
+      <w:r>
+        <w:t xml:space="preserve">for </w:t>
+      </w:r>
+      <w:proofErr w:type="spellStart"/>
+      <w:r>
+        <w:t>i</w:t>
+      </w:r>
+      <w:proofErr w:type="spellEnd"/>
+      <w:r>
+        <w:t xml:space="preserve"> = </w:t>
+      </w:r>
+      <w:proofErr w:type="gramStart"/>
+      <w:r>
+        <w:t>1:n</w:t>
+      </w:r>
+      <w:proofErr w:type="gramEnd"/>
+    </w:p>
+    <w:p>
+      <w:pPr>
+        <w:pStyle w:val="a9"/>
+        <w:ind w:left="880"/>
+      </w:pPr>
+      <w:r>
+        <w:t xml:space="preserve">    B</w:t>
+      </w:r>
+      <w:proofErr w:type="gramStart"/>
+      <w:r>
+        <w:t>(:,</w:t>
+      </w:r>
+      <w:proofErr w:type="gramEnd"/>
+      <w:r>
+        <w:t xml:space="preserve"> </w:t>
+      </w:r>
+      <w:proofErr w:type="spellStart"/>
+      <w:r>
+        <w:t>i</w:t>
+      </w:r>
+      <w:proofErr w:type="spellEnd"/>
+      <w:r>
+        <w:t>) = A</w:t>
+      </w:r>
+      <w:proofErr w:type="gramStart"/>
+      <w:r>
+        <w:t>(:,</w:t>
+      </w:r>
+      <w:proofErr w:type="gramEnd"/>
+      <w:r>
+        <w:t xml:space="preserve"> </w:t>
+      </w:r>
+      <w:proofErr w:type="spellStart"/>
+      <w:r>
+        <w:t>i</w:t>
+      </w:r>
+      <w:proofErr w:type="spellEnd"/>
+      <w:proofErr w:type="gramStart"/>
+      <w:r>
+        <w:t>);</w:t>
+      </w:r>
+      <w:proofErr w:type="gramEnd"/>
+    </w:p>
+    <w:p>
+      <w:pPr>
+        <w:pStyle w:val="a9"/>
+        <w:ind w:left="880"/>
+      </w:pPr>
+      <w:r>
+        <w:t xml:space="preserve">    for j = </w:t>
+      </w:r>
+      <w:proofErr w:type="gramStart"/>
+      <w:r>
+        <w:t>1:i</w:t>
+      </w:r>
+      <w:proofErr w:type="gramEnd"/>
+      <w:r>
+        <w:t>-1</w:t>
+      </w:r>
+    </w:p>
+    <w:p>
+      <w:pPr>
+        <w:pStyle w:val="a9"/>
+        <w:ind w:left="880"/>
+      </w:pPr>
+      <w:r>
+        <w:t xml:space="preserve">        if </w:t>
+      </w:r>
+      <w:proofErr w:type="gramStart"/>
+      <w:r>
+        <w:t>norm(</w:t>
+      </w:r>
+      <w:proofErr w:type="gramEnd"/>
+      <w:r>
+        <w:t>B</w:t>
+      </w:r>
+      <w:proofErr w:type="gramStart"/>
+      <w:r>
+        <w:t>(:,</w:t>
+      </w:r>
+      <w:proofErr w:type="gramEnd"/>
+      <w:r>
+        <w:t xml:space="preserve"> j)) &gt; 1e-10</w:t>
+      </w:r>
+    </w:p>
+    <w:p>
+      <w:pPr>
+        <w:pStyle w:val="a9"/>
+        <w:ind w:left="880"/>
+      </w:pPr>
+      <w:r>
+        <w:t xml:space="preserve">            </w:t>
+      </w:r>
+      <w:proofErr w:type="spellStart"/>
+      <w:r>
+        <w:t>proj</w:t>
+      </w:r>
+      <w:proofErr w:type="spellEnd"/>
+      <w:r>
+        <w:t xml:space="preserve"> = (</w:t>
+      </w:r>
+      <w:proofErr w:type="gramStart"/>
+      <w:r>
+        <w:t>dot(</w:t>
+      </w:r>
+      <w:proofErr w:type="gramEnd"/>
+      <w:r>
+        <w:t>A</w:t>
+      </w:r>
+      <w:proofErr w:type="gramStart"/>
+      <w:r>
+        <w:t>(:,</w:t>
+      </w:r>
+      <w:proofErr w:type="gramEnd"/>
+      <w:r>
+        <w:t xml:space="preserve"> </w:t>
+      </w:r>
+      <w:proofErr w:type="spellStart"/>
+      <w:r>
+        <w:t>i</w:t>
+      </w:r>
+      <w:proofErr w:type="spellEnd"/>
+      <w:r>
+        <w:t>), B</w:t>
+      </w:r>
+      <w:proofErr w:type="gramStart"/>
+      <w:r>
+        <w:t>(:,</w:t>
+      </w:r>
+      <w:proofErr w:type="gramEnd"/>
+      <w:r>
+        <w:t xml:space="preserve"> j)) / </w:t>
+      </w:r>
+      <w:proofErr w:type="gramStart"/>
+      <w:r>
+        <w:t>dot(</w:t>
+      </w:r>
+      <w:proofErr w:type="gramEnd"/>
+      <w:r>
+        <w:t>B</w:t>
+      </w:r>
+      <w:proofErr w:type="gramStart"/>
+      <w:r>
+        <w:t>(:,</w:t>
+      </w:r>
+      <w:proofErr w:type="gramEnd"/>
+      <w:r>
+        <w:t xml:space="preserve"> j), B</w:t>
+      </w:r>
+      <w:proofErr w:type="gramStart"/>
+      <w:r>
+        <w:t>(:,</w:t>
+      </w:r>
+      <w:proofErr w:type="gramEnd"/>
+      <w:r>
+        <w:t xml:space="preserve"> j))) * B</w:t>
+      </w:r>
+      <w:proofErr w:type="gramStart"/>
+      <w:r>
+        <w:t>(:,</w:t>
+      </w:r>
+      <w:proofErr w:type="gramEnd"/>
+      <w:r>
+        <w:t xml:space="preserve"> j</w:t>
+      </w:r>
+      <w:proofErr w:type="gramStart"/>
+      <w:r>
+        <w:t>);</w:t>
+      </w:r>
+      <w:proofErr w:type="gramEnd"/>
+    </w:p>
+    <w:p>
+      <w:pPr>
+        <w:pStyle w:val="a9"/>
+        <w:ind w:left="880"/>
+      </w:pPr>
+      <w:r>
+        <w:t xml:space="preserve">            B</w:t>
+      </w:r>
+      <w:proofErr w:type="gramStart"/>
+      <w:r>
+        <w:t>(:,</w:t>
+      </w:r>
+      <w:proofErr w:type="gramEnd"/>
+      <w:r>
+        <w:t xml:space="preserve"> </w:t>
+      </w:r>
+      <w:proofErr w:type="spellStart"/>
+      <w:r>
+        <w:t>i</w:t>
+      </w:r>
+      <w:proofErr w:type="spellEnd"/>
+      <w:r>
+        <w:t>) = B</w:t>
+      </w:r>
+      <w:proofErr w:type="gramStart"/>
+      <w:r>
+        <w:t>(:,</w:t>
+      </w:r>
+      <w:proofErr w:type="gramEnd"/>
+      <w:r>
+        <w:t xml:space="preserve"> </w:t>
+      </w:r>
+      <w:proofErr w:type="spellStart"/>
+      <w:r>
+        <w:t>i</w:t>
+      </w:r>
+      <w:proofErr w:type="spellEnd"/>
+      <w:r>
+        <w:t xml:space="preserve">) - </w:t>
+      </w:r>
+      <w:proofErr w:type="spellStart"/>
+      <w:proofErr w:type="gramStart"/>
+      <w:r>
+        <w:t>proj</w:t>
+      </w:r>
+      <w:proofErr w:type="spellEnd"/>
+      <w:r>
+        <w:t>;</w:t>
+      </w:r>
+      <w:proofErr w:type="gramEnd"/>
+    </w:p>
+    <w:p>
+      <w:pPr>
+        <w:pStyle w:val="a9"/>
+        <w:ind w:left="880"/>
+      </w:pPr>
+      <w:r>
+        <w:t xml:space="preserve">        end</w:t>
+      </w:r>
+    </w:p>
+    <w:p>
+      <w:pPr>
+        <w:pStyle w:val="a9"/>
+        <w:ind w:left="880"/>
+      </w:pPr>
+      <w:r>
+        <w:t xml:space="preserve">    end</w:t>
+      </w:r>
+    </w:p>
+    <w:p>
+      <w:pPr>
+        <w:pStyle w:val="a9"/>
+        <w:ind w:left="880"/>
+      </w:pPr>
+      <w:r>
+        <w:t>end</w:t>
+      </w:r>
+    </w:p>
+    <w:p>
+      <w:pPr>
+        <w:pStyle w:val="a9"/>
+        <w:ind w:left="880"/>
+      </w:pPr>
+    </w:p>
+    <w:p>
+      <w:pPr>
+        <w:pStyle w:val="a9"/>
+        <w:ind w:left="880"/>
+      </w:pPr>
+      <w:r>
+        <w:rPr>
+          <w:rFonts w:hint="eastAsia"/>
+        </w:rPr>
+        <w:t>结果：</w:t>
+      </w:r>
+    </w:p>
+    <w:p>
+      <w:pPr>
+        <w:pStyle w:val="a9"/>
+        <w:ind w:left="880"/>
+      </w:pPr>
+      <w:r>
+        <w:t>随机生成的4个5维向量 (列向量):</w:t>
+      </w:r>
+      <w:r>
+        <w:br/>
+        <w:t xml:space="preserve">    0.3111    0.9797    0.5949    0.1174</w:t>
+      </w:r>
+      <w:r>
+        <w:br/>
+        <w:t xml:space="preserve">    0.9234    0.4389    0.2622    0.2967</w:t>
+      </w:r>
+      <w:r>
+        <w:br/>
+        <w:t xml:space="preserve">    0.4302    0.1111    0.6028    0.3188</w:t>
+      </w:r>
+      <w:r>
+        <w:br/>
+        <w:t xml:space="preserve">    0.1848    0.2581    0.7112    0.4242</w:t>
+      </w:r>
+      <w:r>
+        <w:br/>
+        <w:t xml:space="preserve">    0.9049    0.4087    0.2217    0.5079</w:t>
+      </w:r>
+    </w:p>
+    <w:p>
+      <w:pPr>
+        <w:pStyle w:val="a9"/>
+        <w:ind w:left="880"/>
+      </w:pPr>
+    </w:p>
+    <w:p>
+      <w:pPr>
+        <w:pStyle w:val="a9"/>
+        <w:ind w:left="880"/>
+      </w:pPr>
+      <w:r>
+        <w:t xml:space="preserve">&gt;&gt; </w:t>
+      </w:r>
+    </w:p>
+    <w:p>
+      <w:pPr>
+        <w:pStyle w:val="a9"/>
+        <w:ind w:left="880"/>
+      </w:pPr>
+    </w:p>
+    <w:p>
+      <w:pPr>
+        <w:pStyle w:val="a9"/>
+        <w:ind w:left="880"/>
         <w:rPr>
           <w:rFonts w:hint="eastAsia"/>
         </w:rPr>

--- a/Linear Algebra/2025.12.14/两次作业.docx
+++ b/Linear Algebra/2025.12.14/两次作业.docx
@@ -9624,6 +9624,496 @@
       <w:r>
         <w:br/>
         <w:t xml:space="preserve">    0.9049    0.4087    0.2217    0.5079</w:t>
+      </w:r>
+    </w:p>
+    <w:p>
+      <w:pPr>
+        <w:pStyle w:val="a9"/>
+        <w:ind w:left="880"/>
+      </w:pPr>
+    </w:p>
+    <w:p>
+      <w:pPr>
+        <w:pStyle w:val="a9"/>
+        <w:ind w:left="880"/>
+      </w:pPr>
+      <w:r>
+        <w:t xml:space="preserve">&gt;&gt; </w:t>
+      </w:r>
+    </w:p>
+    <w:p>
+      <w:pPr>
+        <w:pStyle w:val="a9"/>
+        <w:ind w:left="880"/>
+      </w:pPr>
+    </w:p>
+    <w:p>
+      <w:pPr>
+        <w:pStyle w:val="a9"/>
+        <w:numPr>
+          <w:ilvl w:val="1"/>
+          <w:numId w:val="1"/>
+        </w:numPr>
+      </w:pPr>
+      <w:r>
+        <w:rPr>
+          <w:rFonts w:hint="eastAsia"/>
+        </w:rPr>
+        <w:t>第四题：</w:t>
+      </w:r>
+    </w:p>
+    <w:p>
+      <w:pPr>
+        <w:pStyle w:val="a9"/>
+        <w:ind w:left="880"/>
+      </w:pPr>
+      <w:r>
+        <w:rPr>
+          <w:rFonts w:hint="eastAsia"/>
+        </w:rPr>
+        <w:t>代码：</w:t>
+      </w:r>
+    </w:p>
+    <w:p>
+      <w:pPr>
+        <w:pStyle w:val="a9"/>
+        <w:ind w:left="880"/>
+      </w:pPr>
+      <w:proofErr w:type="spellStart"/>
+      <w:r>
+        <w:t>clc</w:t>
+      </w:r>
+      <w:proofErr w:type="spellEnd"/>
+      <w:r>
+        <w:t xml:space="preserve">; </w:t>
+      </w:r>
+      <w:proofErr w:type="gramStart"/>
+      <w:r>
+        <w:t>clear;</w:t>
+      </w:r>
+      <w:proofErr w:type="gramEnd"/>
+    </w:p>
+    <w:p>
+      <w:pPr>
+        <w:pStyle w:val="a9"/>
+        <w:ind w:left="880"/>
+      </w:pPr>
+      <w:r>
+        <w:t>x0 = [15; 9; 6</w:t>
+      </w:r>
+      <w:proofErr w:type="gramStart"/>
+      <w:r>
+        <w:t>];</w:t>
+      </w:r>
+      <w:proofErr w:type="gramEnd"/>
+    </w:p>
+    <w:p>
+      <w:pPr>
+        <w:pStyle w:val="a9"/>
+        <w:ind w:left="880"/>
+      </w:pPr>
+    </w:p>
+    <w:p>
+      <w:pPr>
+        <w:pStyle w:val="a9"/>
+        <w:ind w:left="880"/>
+      </w:pPr>
+      <w:r>
+        <w:t xml:space="preserve">P = [0.7, 0.2, </w:t>
+      </w:r>
+      <w:proofErr w:type="gramStart"/>
+      <w:r>
+        <w:t>0.1;</w:t>
+      </w:r>
+      <w:proofErr w:type="gramEnd"/>
+      <w:r>
+        <w:t xml:space="preserve"> </w:t>
+      </w:r>
+    </w:p>
+    <w:p>
+      <w:pPr>
+        <w:pStyle w:val="a9"/>
+        <w:ind w:left="880"/>
+      </w:pPr>
+      <w:r>
+        <w:t xml:space="preserve">     0.2, 0.7, </w:t>
+      </w:r>
+      <w:proofErr w:type="gramStart"/>
+      <w:r>
+        <w:t>0.1;</w:t>
+      </w:r>
+      <w:proofErr w:type="gramEnd"/>
+      <w:r>
+        <w:t xml:space="preserve"> </w:t>
+      </w:r>
+    </w:p>
+    <w:p>
+      <w:pPr>
+        <w:pStyle w:val="a9"/>
+        <w:ind w:left="880"/>
+      </w:pPr>
+      <w:r>
+        <w:t xml:space="preserve">     0.1, 0.1, 0.8</w:t>
+      </w:r>
+      <w:proofErr w:type="gramStart"/>
+      <w:r>
+        <w:t>];</w:t>
+      </w:r>
+      <w:proofErr w:type="gramEnd"/>
+    </w:p>
+    <w:p>
+      <w:pPr>
+        <w:pStyle w:val="a9"/>
+        <w:ind w:left="880"/>
+      </w:pPr>
+    </w:p>
+    <w:p>
+      <w:pPr>
+        <w:pStyle w:val="a9"/>
+        <w:ind w:left="880"/>
+      </w:pPr>
+      <w:r>
+        <w:t xml:space="preserve">x1 = P * </w:t>
+      </w:r>
+      <w:proofErr w:type="gramStart"/>
+      <w:r>
+        <w:t>x0;</w:t>
+      </w:r>
+      <w:proofErr w:type="gramEnd"/>
+    </w:p>
+    <w:p>
+      <w:pPr>
+        <w:pStyle w:val="a9"/>
+        <w:ind w:left="880"/>
+      </w:pPr>
+      <w:proofErr w:type="spellStart"/>
+      <w:r>
+        <w:t>disp</w:t>
+      </w:r>
+      <w:proofErr w:type="spellEnd"/>
+      <w:r>
+        <w:t>('一年后各行业人数 (万人):');</w:t>
+      </w:r>
+    </w:p>
+    <w:p>
+      <w:pPr>
+        <w:pStyle w:val="a9"/>
+        <w:ind w:left="880"/>
+      </w:pPr>
+      <w:proofErr w:type="spellStart"/>
+      <w:r>
+        <w:t>disp</w:t>
+      </w:r>
+      <w:proofErr w:type="spellEnd"/>
+      <w:r>
+        <w:t>(x1</w:t>
+      </w:r>
+      <w:proofErr w:type="gramStart"/>
+      <w:r>
+        <w:t>);</w:t>
+      </w:r>
+      <w:proofErr w:type="gramEnd"/>
+    </w:p>
+    <w:p>
+      <w:pPr>
+        <w:pStyle w:val="a9"/>
+        <w:ind w:left="880"/>
+      </w:pPr>
+    </w:p>
+    <w:p>
+      <w:pPr>
+        <w:pStyle w:val="a9"/>
+        <w:ind w:left="880"/>
+      </w:pPr>
+      <w:r>
+        <w:t xml:space="preserve">x2 = P * </w:t>
+      </w:r>
+      <w:proofErr w:type="gramStart"/>
+      <w:r>
+        <w:t>x1;</w:t>
+      </w:r>
+      <w:proofErr w:type="gramEnd"/>
+    </w:p>
+    <w:p>
+      <w:pPr>
+        <w:pStyle w:val="a9"/>
+        <w:ind w:left="880"/>
+      </w:pPr>
+      <w:proofErr w:type="spellStart"/>
+      <w:r>
+        <w:t>disp</w:t>
+      </w:r>
+      <w:proofErr w:type="spellEnd"/>
+      <w:r>
+        <w:t>('两年后各行业人数 (万人):');</w:t>
+      </w:r>
+    </w:p>
+    <w:p>
+      <w:pPr>
+        <w:pStyle w:val="a9"/>
+        <w:ind w:left="880"/>
+      </w:pPr>
+      <w:proofErr w:type="spellStart"/>
+      <w:r>
+        <w:t>disp</w:t>
+      </w:r>
+      <w:proofErr w:type="spellEnd"/>
+      <w:r>
+        <w:t>(x2</w:t>
+      </w:r>
+      <w:proofErr w:type="gramStart"/>
+      <w:r>
+        <w:t>);</w:t>
+      </w:r>
+      <w:proofErr w:type="gramEnd"/>
+    </w:p>
+    <w:p>
+      <w:pPr>
+        <w:pStyle w:val="a9"/>
+        <w:ind w:left="880"/>
+      </w:pPr>
+    </w:p>
+    <w:p>
+      <w:pPr>
+        <w:pStyle w:val="a9"/>
+        <w:ind w:left="880"/>
+      </w:pPr>
+      <w:r>
+        <w:t xml:space="preserve">[V, D] = </w:t>
+      </w:r>
+      <w:proofErr w:type="spellStart"/>
+      <w:r>
+        <w:t>eig</w:t>
+      </w:r>
+      <w:proofErr w:type="spellEnd"/>
+      <w:r>
+        <w:t>(P</w:t>
+      </w:r>
+      <w:proofErr w:type="gramStart"/>
+      <w:r>
+        <w:t>);</w:t>
+      </w:r>
+      <w:proofErr w:type="gramEnd"/>
+    </w:p>
+    <w:p>
+      <w:pPr>
+        <w:pStyle w:val="a9"/>
+        <w:ind w:left="880"/>
+      </w:pPr>
+      <w:r>
+        <w:t xml:space="preserve">[~, </w:t>
+      </w:r>
+      <w:proofErr w:type="spellStart"/>
+      <w:r>
+        <w:t>idx</w:t>
+      </w:r>
+      <w:proofErr w:type="spellEnd"/>
+      <w:r>
+        <w:t>] = max(abs(</w:t>
+      </w:r>
+      <w:proofErr w:type="spellStart"/>
+      <w:r>
+        <w:t>diag</w:t>
+      </w:r>
+      <w:proofErr w:type="spellEnd"/>
+      <w:r>
+        <w:t>(</w:t>
+      </w:r>
+      <w:proofErr w:type="gramStart"/>
+      <w:r>
+        <w:t>D)));</w:t>
+      </w:r>
+      <w:proofErr w:type="gramEnd"/>
+    </w:p>
+    <w:p>
+      <w:pPr>
+        <w:pStyle w:val="a9"/>
+        <w:ind w:left="880"/>
+      </w:pPr>
+      <w:proofErr w:type="spellStart"/>
+      <w:r>
+        <w:t>steady_state</w:t>
+      </w:r>
+      <w:proofErr w:type="spellEnd"/>
+      <w:r>
+        <w:t xml:space="preserve"> = V</w:t>
+      </w:r>
+      <w:proofErr w:type="gramStart"/>
+      <w:r>
+        <w:t>(:,</w:t>
+      </w:r>
+      <w:proofErr w:type="gramEnd"/>
+      <w:r>
+        <w:t xml:space="preserve"> </w:t>
+      </w:r>
+      <w:proofErr w:type="spellStart"/>
+      <w:r>
+        <w:t>idx</w:t>
+      </w:r>
+      <w:proofErr w:type="spellEnd"/>
+      <w:proofErr w:type="gramStart"/>
+      <w:r>
+        <w:t>);</w:t>
+      </w:r>
+      <w:proofErr w:type="gramEnd"/>
+    </w:p>
+    <w:p>
+      <w:pPr>
+        <w:pStyle w:val="a9"/>
+        <w:ind w:left="880"/>
+      </w:pPr>
+      <w:proofErr w:type="spellStart"/>
+      <w:r>
+        <w:t>steady_state</w:t>
+      </w:r>
+      <w:proofErr w:type="spellEnd"/>
+      <w:r>
+        <w:t xml:space="preserve"> = </w:t>
+      </w:r>
+      <w:proofErr w:type="spellStart"/>
+      <w:r>
+        <w:t>steady_state</w:t>
+      </w:r>
+      <w:proofErr w:type="spellEnd"/>
+      <w:r>
+        <w:t xml:space="preserve"> / sum(</w:t>
+      </w:r>
+      <w:proofErr w:type="spellStart"/>
+      <w:r>
+        <w:t>steady_state</w:t>
+      </w:r>
+      <w:proofErr w:type="spellEnd"/>
+      <w:r>
+        <w:t>) * sum(x0</w:t>
+      </w:r>
+      <w:proofErr w:type="gramStart"/>
+      <w:r>
+        <w:t>);</w:t>
+      </w:r>
+      <w:proofErr w:type="gramEnd"/>
+    </w:p>
+    <w:p>
+      <w:pPr>
+        <w:pStyle w:val="a9"/>
+        <w:ind w:left="880"/>
+      </w:pPr>
+    </w:p>
+    <w:p>
+      <w:pPr>
+        <w:pStyle w:val="a9"/>
+        <w:ind w:left="880"/>
+      </w:pPr>
+      <w:proofErr w:type="spellStart"/>
+      <w:r>
+        <w:t>disp</w:t>
+      </w:r>
+      <w:proofErr w:type="spellEnd"/>
+      <w:r>
+        <w:t>('若干年后 (稳态) 各行业人数 (万人):');</w:t>
+      </w:r>
+    </w:p>
+    <w:p>
+      <w:pPr>
+        <w:pStyle w:val="a9"/>
+        <w:ind w:left="880"/>
+      </w:pPr>
+      <w:proofErr w:type="spellStart"/>
+      <w:r>
+        <w:t>disp</w:t>
+      </w:r>
+      <w:proofErr w:type="spellEnd"/>
+      <w:r>
+        <w:t>(</w:t>
+      </w:r>
+      <w:proofErr w:type="spellStart"/>
+      <w:r>
+        <w:t>steady_state</w:t>
+      </w:r>
+      <w:proofErr w:type="spellEnd"/>
+      <w:proofErr w:type="gramStart"/>
+      <w:r>
+        <w:t>);</w:t>
+      </w:r>
+      <w:proofErr w:type="gramEnd"/>
+    </w:p>
+    <w:p>
+      <w:pPr>
+        <w:pStyle w:val="a9"/>
+        <w:ind w:left="880"/>
+      </w:pPr>
+    </w:p>
+    <w:p>
+      <w:pPr>
+        <w:pStyle w:val="a9"/>
+        <w:ind w:left="880"/>
+      </w:pPr>
+      <w:r>
+        <w:rPr>
+          <w:rFonts w:hint="eastAsia"/>
+        </w:rPr>
+        <w:t>结果：</w:t>
+      </w:r>
+    </w:p>
+    <w:p>
+      <w:pPr>
+        <w:pStyle w:val="a9"/>
+        <w:ind w:left="880"/>
+      </w:pPr>
+      <w:r>
+        <w:t>一年后各行业人数 (万人):</w:t>
+      </w:r>
+      <w:r>
+        <w:br/>
+        <w:t xml:space="preserve">   12.9000</w:t>
+      </w:r>
+      <w:r>
+        <w:br/>
+        <w:t xml:space="preserve">    9.9000</w:t>
+      </w:r>
+      <w:r>
+        <w:br/>
+        <w:t xml:space="preserve">    7.2000</w:t>
+      </w:r>
+      <w:r>
+        <w:br/>
+      </w:r>
+      <w:r>
+        <w:br/>
+        <w:t>两年后各行业人数 (万人):</w:t>
+      </w:r>
+      <w:r>
+        <w:br/>
+        <w:t xml:space="preserve">   11.7300</w:t>
+      </w:r>
+      <w:r>
+        <w:br/>
+        <w:t xml:space="preserve">   10.2300</w:t>
+      </w:r>
+      <w:r>
+        <w:br/>
+        <w:t xml:space="preserve">    8.0400</w:t>
+      </w:r>
+      <w:r>
+        <w:br/>
+      </w:r>
+      <w:r>
+        <w:br/>
+        <w:t>若干年后 (稳态) 各行业人数 (万人):</w:t>
+      </w:r>
+      <w:r>
+        <w:br/>
+        <w:t xml:space="preserve">   10.0000</w:t>
+      </w:r>
+      <w:r>
+        <w:br/>
+        <w:t xml:space="preserve">   10.0000</w:t>
+      </w:r>
+      <w:r>
+        <w:br/>
+      </w:r>
+      <w:r>
+        <w:lastRenderedPageBreak/>
+        <w:t xml:space="preserve">   10.0000</w:t>
       </w:r>
     </w:p>
     <w:p>

--- a/Linear Algebra/2025.12.14/两次作业.docx
+++ b/Linear Algebra/2025.12.14/两次作业.docx
@@ -10114,6 +10114,885 @@
       <w:r>
         <w:lastRenderedPageBreak/>
         <w:t xml:space="preserve">   10.0000</w:t>
+      </w:r>
+    </w:p>
+    <w:p>
+      <w:pPr>
+        <w:pStyle w:val="a9"/>
+        <w:ind w:left="880"/>
+      </w:pPr>
+    </w:p>
+    <w:p>
+      <w:pPr>
+        <w:pStyle w:val="a9"/>
+        <w:ind w:left="880"/>
+      </w:pPr>
+      <w:r>
+        <w:t xml:space="preserve">&gt;&gt; </w:t>
+      </w:r>
+    </w:p>
+    <w:p>
+      <w:pPr>
+        <w:pStyle w:val="a9"/>
+        <w:ind w:left="880"/>
+      </w:pPr>
+    </w:p>
+    <w:p>
+      <w:pPr>
+        <w:pStyle w:val="a9"/>
+        <w:numPr>
+          <w:ilvl w:val="1"/>
+          <w:numId w:val="1"/>
+        </w:numPr>
+      </w:pPr>
+      <w:r>
+        <w:rPr>
+          <w:rFonts w:hint="eastAsia"/>
+        </w:rPr>
+        <w:t>第五题</w:t>
+      </w:r>
+    </w:p>
+    <w:p>
+      <w:pPr>
+        <w:pStyle w:val="a9"/>
+        <w:ind w:left="880"/>
+      </w:pPr>
+      <w:r>
+        <w:rPr>
+          <w:rFonts w:hint="eastAsia"/>
+        </w:rPr>
+        <w:t>代码：</w:t>
+      </w:r>
+    </w:p>
+    <w:p>
+      <w:pPr>
+        <w:pStyle w:val="a9"/>
+        <w:ind w:left="880"/>
+      </w:pPr>
+      <w:r>
+        <w:rPr>
+          <w:rFonts w:hint="eastAsia"/>
+        </w:rPr>
+        <w:t xml:space="preserve"> </w:t>
+      </w:r>
+      <w:proofErr w:type="spellStart"/>
+      <w:r>
+        <w:t>clc</w:t>
+      </w:r>
+      <w:proofErr w:type="spellEnd"/>
+      <w:r>
+        <w:t xml:space="preserve">; </w:t>
+      </w:r>
+      <w:proofErr w:type="gramStart"/>
+      <w:r>
+        <w:t>clear;</w:t>
+      </w:r>
+      <w:proofErr w:type="gramEnd"/>
+    </w:p>
+    <w:p>
+      <w:pPr>
+        <w:pStyle w:val="a9"/>
+        <w:ind w:left="880"/>
+      </w:pPr>
+    </w:p>
+    <w:p>
+      <w:pPr>
+        <w:pStyle w:val="a9"/>
+        <w:ind w:left="880"/>
+      </w:pPr>
+      <w:r>
+        <w:t>A = sparse(</w:t>
+      </w:r>
+      <w:proofErr w:type="gramStart"/>
+      <w:r>
+        <w:t>rand(</w:t>
+      </w:r>
+      <w:proofErr w:type="gramEnd"/>
+      <w:r>
+        <w:t>100)</w:t>
+      </w:r>
+      <w:proofErr w:type="gramStart"/>
+      <w:r>
+        <w:t>);</w:t>
+      </w:r>
+      <w:proofErr w:type="gramEnd"/>
+    </w:p>
+    <w:p>
+      <w:pPr>
+        <w:pStyle w:val="a9"/>
+        <w:ind w:left="880"/>
+      </w:pPr>
+      <w:r>
+        <w:t>A = A + A</w:t>
+      </w:r>
+      <w:proofErr w:type="gramStart"/>
+      <w:r>
+        <w:t>';</w:t>
+      </w:r>
+      <w:proofErr w:type="gramEnd"/>
+      <w:r>
+        <w:t xml:space="preserve"> </w:t>
+      </w:r>
+    </w:p>
+    <w:p>
+      <w:pPr>
+        <w:pStyle w:val="a9"/>
+        <w:ind w:left="880"/>
+      </w:pPr>
+    </w:p>
+    <w:p>
+      <w:pPr>
+        <w:pStyle w:val="a9"/>
+        <w:ind w:left="880"/>
+      </w:pPr>
+      <w:r>
+        <w:t xml:space="preserve">k = </w:t>
+      </w:r>
+      <w:proofErr w:type="gramStart"/>
+      <w:r>
+        <w:t>5;</w:t>
+      </w:r>
+      <w:proofErr w:type="gramEnd"/>
+    </w:p>
+    <w:p>
+      <w:pPr>
+        <w:pStyle w:val="a9"/>
+        <w:ind w:left="880"/>
+      </w:pPr>
+      <w:r>
+        <w:t>sigma = '</w:t>
+      </w:r>
+      <w:proofErr w:type="spellStart"/>
+      <w:r>
+        <w:t>lm</w:t>
+      </w:r>
+      <w:proofErr w:type="spellEnd"/>
+      <w:proofErr w:type="gramStart"/>
+      <w:r>
+        <w:t>';</w:t>
+      </w:r>
+      <w:proofErr w:type="gramEnd"/>
+    </w:p>
+    <w:p>
+      <w:pPr>
+        <w:pStyle w:val="a9"/>
+        <w:ind w:left="880"/>
+      </w:pPr>
+    </w:p>
+    <w:p>
+      <w:pPr>
+        <w:pStyle w:val="a9"/>
+        <w:ind w:left="880"/>
+      </w:pPr>
+      <w:r>
+        <w:t xml:space="preserve">d = </w:t>
+      </w:r>
+      <w:proofErr w:type="spellStart"/>
+      <w:proofErr w:type="gramStart"/>
+      <w:r>
+        <w:t>eigs</w:t>
+      </w:r>
+      <w:proofErr w:type="spellEnd"/>
+      <w:r>
+        <w:t>(</w:t>
+      </w:r>
+      <w:proofErr w:type="gramEnd"/>
+      <w:r>
+        <w:t>A, k, sigma</w:t>
+      </w:r>
+      <w:proofErr w:type="gramStart"/>
+      <w:r>
+        <w:t>);</w:t>
+      </w:r>
+      <w:proofErr w:type="gramEnd"/>
+    </w:p>
+    <w:p>
+      <w:pPr>
+        <w:pStyle w:val="a9"/>
+        <w:ind w:left="880"/>
+      </w:pPr>
+    </w:p>
+    <w:p>
+      <w:pPr>
+        <w:pStyle w:val="a9"/>
+        <w:ind w:left="880"/>
+      </w:pPr>
+      <w:proofErr w:type="spellStart"/>
+      <w:r>
+        <w:t>disp</w:t>
+      </w:r>
+      <w:proofErr w:type="spellEnd"/>
+      <w:r>
+        <w:t xml:space="preserve">('矩阵 A (100x100) </w:t>
+      </w:r>
+      <w:proofErr w:type="gramStart"/>
+      <w:r>
+        <w:t>模最大</w:t>
+      </w:r>
+      <w:proofErr w:type="gramEnd"/>
+      <w:r>
+        <w:t xml:space="preserve">的 5 </w:t>
+      </w:r>
+      <w:proofErr w:type="gramStart"/>
+      <w:r>
+        <w:t>个</w:t>
+      </w:r>
+      <w:proofErr w:type="gramEnd"/>
+      <w:r>
+        <w:t>特征值：');</w:t>
+      </w:r>
+    </w:p>
+    <w:p>
+      <w:pPr>
+        <w:pStyle w:val="a9"/>
+        <w:ind w:left="880"/>
+      </w:pPr>
+      <w:proofErr w:type="spellStart"/>
+      <w:r>
+        <w:t>disp</w:t>
+      </w:r>
+      <w:proofErr w:type="spellEnd"/>
+      <w:r>
+        <w:t>(d</w:t>
+      </w:r>
+      <w:proofErr w:type="gramStart"/>
+      <w:r>
+        <w:t>);</w:t>
+      </w:r>
+      <w:proofErr w:type="gramEnd"/>
+    </w:p>
+    <w:p>
+      <w:pPr>
+        <w:pStyle w:val="a9"/>
+        <w:ind w:left="880"/>
+      </w:pPr>
+    </w:p>
+    <w:p>
+      <w:pPr>
+        <w:pStyle w:val="a9"/>
+        <w:ind w:left="880"/>
+      </w:pPr>
+      <w:r>
+        <w:rPr>
+          <w:rFonts w:hint="eastAsia"/>
+        </w:rPr>
+        <w:t>输出：</w:t>
+      </w:r>
+    </w:p>
+    <w:p>
+      <w:pPr>
+        <w:pStyle w:val="a9"/>
+        <w:ind w:left="880"/>
+      </w:pPr>
+      <w:r>
+        <w:t xml:space="preserve">矩阵 A (100x100) </w:t>
+      </w:r>
+      <w:proofErr w:type="gramStart"/>
+      <w:r>
+        <w:t>模最大</w:t>
+      </w:r>
+      <w:proofErr w:type="gramEnd"/>
+      <w:r>
+        <w:t xml:space="preserve">的 5 </w:t>
+      </w:r>
+      <w:proofErr w:type="gramStart"/>
+      <w:r>
+        <w:t>个</w:t>
+      </w:r>
+      <w:proofErr w:type="gramEnd"/>
+      <w:r>
+        <w:t>特征值：</w:t>
+      </w:r>
+      <w:r>
+        <w:br/>
+        <w:t xml:space="preserve">  100.1481</w:t>
+      </w:r>
+      <w:r>
+        <w:br/>
+        <w:t xml:space="preserve">    7.7409</w:t>
+      </w:r>
+      <w:r>
+        <w:br/>
+        <w:t xml:space="preserve">   -7.6956</w:t>
+      </w:r>
+      <w:r>
+        <w:br/>
+        <w:t xml:space="preserve">    7.5346</w:t>
+      </w:r>
+      <w:r>
+        <w:br/>
+        <w:t xml:space="preserve">   -7.2887</w:t>
+      </w:r>
+    </w:p>
+    <w:p>
+      <w:pPr>
+        <w:pStyle w:val="a9"/>
+        <w:ind w:left="880"/>
+      </w:pPr>
+    </w:p>
+    <w:p>
+      <w:pPr>
+        <w:pStyle w:val="a9"/>
+        <w:ind w:left="880"/>
+      </w:pPr>
+      <w:r>
+        <w:t xml:space="preserve">&gt;&gt; </w:t>
+      </w:r>
+    </w:p>
+    <w:p>
+      <w:pPr>
+        <w:pStyle w:val="a9"/>
+        <w:ind w:left="880"/>
+      </w:pPr>
+    </w:p>
+    <w:p>
+      <w:pPr>
+        <w:pStyle w:val="a9"/>
+        <w:numPr>
+          <w:ilvl w:val="1"/>
+          <w:numId w:val="1"/>
+        </w:numPr>
+      </w:pPr>
+      <w:r>
+        <w:rPr>
+          <w:rFonts w:hint="eastAsia"/>
+        </w:rPr>
+        <w:t>第六题:</w:t>
+      </w:r>
+    </w:p>
+    <w:p>
+      <w:pPr>
+        <w:pStyle w:val="a9"/>
+        <w:ind w:left="880"/>
+      </w:pPr>
+      <w:r>
+        <w:rPr>
+          <w:rFonts w:hint="eastAsia"/>
+        </w:rPr>
+        <w:t>代码：</w:t>
+      </w:r>
+    </w:p>
+    <w:p>
+      <w:pPr>
+        <w:pStyle w:val="a9"/>
+        <w:ind w:left="880"/>
+      </w:pPr>
+      <w:proofErr w:type="spellStart"/>
+      <w:r>
+        <w:t>clc</w:t>
+      </w:r>
+      <w:proofErr w:type="spellEnd"/>
+      <w:r>
+        <w:t xml:space="preserve">; </w:t>
+      </w:r>
+      <w:proofErr w:type="gramStart"/>
+      <w:r>
+        <w:t>clear;</w:t>
+      </w:r>
+      <w:proofErr w:type="gramEnd"/>
+    </w:p>
+    <w:p>
+      <w:pPr>
+        <w:pStyle w:val="a9"/>
+        <w:ind w:left="880"/>
+      </w:pPr>
+    </w:p>
+    <w:p>
+      <w:pPr>
+        <w:pStyle w:val="a9"/>
+        <w:ind w:left="880"/>
+      </w:pPr>
+      <w:r>
+        <w:t xml:space="preserve">n = </w:t>
+      </w:r>
+      <w:proofErr w:type="gramStart"/>
+      <w:r>
+        <w:t>5;</w:t>
+      </w:r>
+      <w:proofErr w:type="gramEnd"/>
+    </w:p>
+    <w:p>
+      <w:pPr>
+        <w:pStyle w:val="a9"/>
+        <w:ind w:left="880"/>
+      </w:pPr>
+      <w:r>
+        <w:t>A = rand(n</w:t>
+      </w:r>
+      <w:proofErr w:type="gramStart"/>
+      <w:r>
+        <w:t>);</w:t>
+      </w:r>
+      <w:proofErr w:type="gramEnd"/>
+    </w:p>
+    <w:p>
+      <w:pPr>
+        <w:pStyle w:val="a9"/>
+        <w:ind w:left="880"/>
+      </w:pPr>
+      <w:r>
+        <w:t>B = rand(n</w:t>
+      </w:r>
+      <w:proofErr w:type="gramStart"/>
+      <w:r>
+        <w:t>);</w:t>
+      </w:r>
+      <w:proofErr w:type="gramEnd"/>
+    </w:p>
+    <w:p>
+      <w:pPr>
+        <w:pStyle w:val="a9"/>
+        <w:ind w:left="880"/>
+      </w:pPr>
+      <w:r>
+        <w:t>C = rand(n</w:t>
+      </w:r>
+      <w:proofErr w:type="gramStart"/>
+      <w:r>
+        <w:t>);</w:t>
+      </w:r>
+      <w:proofErr w:type="gramEnd"/>
+    </w:p>
+    <w:p>
+      <w:pPr>
+        <w:pStyle w:val="a9"/>
+        <w:ind w:left="880"/>
+      </w:pPr>
+      <w:r>
+        <w:t xml:space="preserve">b = </w:t>
+      </w:r>
+      <w:proofErr w:type="gramStart"/>
+      <w:r>
+        <w:t>rand(</w:t>
+      </w:r>
+      <w:proofErr w:type="gramEnd"/>
+      <w:r>
+        <w:t>n, 1</w:t>
+      </w:r>
+      <w:proofErr w:type="gramStart"/>
+      <w:r>
+        <w:t>);</w:t>
+      </w:r>
+      <w:proofErr w:type="gramEnd"/>
+    </w:p>
+    <w:p>
+      <w:pPr>
+        <w:pStyle w:val="a9"/>
+        <w:ind w:left="880"/>
+      </w:pPr>
+    </w:p>
+    <w:p>
+      <w:pPr>
+        <w:pStyle w:val="a9"/>
+        <w:ind w:left="880"/>
+      </w:pPr>
+      <w:proofErr w:type="spellStart"/>
+      <w:r>
+        <w:t>x_direct</w:t>
+      </w:r>
+      <w:proofErr w:type="spellEnd"/>
+      <w:r>
+        <w:t xml:space="preserve"> = A \ </w:t>
+      </w:r>
+      <w:proofErr w:type="gramStart"/>
+      <w:r>
+        <w:t>b;</w:t>
+      </w:r>
+      <w:proofErr w:type="gramEnd"/>
+    </w:p>
+    <w:p>
+      <w:pPr>
+        <w:pStyle w:val="a9"/>
+        <w:ind w:left="880"/>
+      </w:pPr>
+    </w:p>
+    <w:p>
+      <w:pPr>
+        <w:pStyle w:val="a9"/>
+        <w:ind w:left="880"/>
+      </w:pPr>
+      <w:proofErr w:type="spellStart"/>
+      <w:r>
+        <w:t>det_A</w:t>
+      </w:r>
+      <w:proofErr w:type="spellEnd"/>
+      <w:r>
+        <w:t xml:space="preserve"> = det(A</w:t>
+      </w:r>
+      <w:proofErr w:type="gramStart"/>
+      <w:r>
+        <w:t>);</w:t>
+      </w:r>
+      <w:proofErr w:type="gramEnd"/>
+    </w:p>
+    <w:p>
+      <w:pPr>
+        <w:pStyle w:val="a9"/>
+        <w:ind w:left="880"/>
+      </w:pPr>
+      <w:proofErr w:type="spellStart"/>
+      <w:r>
+        <w:lastRenderedPageBreak/>
+        <w:t>x_cramer</w:t>
+      </w:r>
+      <w:proofErr w:type="spellEnd"/>
+      <w:r>
+        <w:t xml:space="preserve"> = </w:t>
+      </w:r>
+      <w:proofErr w:type="gramStart"/>
+      <w:r>
+        <w:t>zeros(</w:t>
+      </w:r>
+      <w:proofErr w:type="gramEnd"/>
+      <w:r>
+        <w:t>n, 1</w:t>
+      </w:r>
+      <w:proofErr w:type="gramStart"/>
+      <w:r>
+        <w:t>);</w:t>
+      </w:r>
+      <w:proofErr w:type="gramEnd"/>
+    </w:p>
+    <w:p>
+      <w:pPr>
+        <w:pStyle w:val="a9"/>
+        <w:ind w:left="880"/>
+      </w:pPr>
+    </w:p>
+    <w:p>
+      <w:pPr>
+        <w:pStyle w:val="a9"/>
+        <w:ind w:left="880"/>
+      </w:pPr>
+      <w:r>
+        <w:t xml:space="preserve">for </w:t>
+      </w:r>
+      <w:proofErr w:type="spellStart"/>
+      <w:r>
+        <w:t>i</w:t>
+      </w:r>
+      <w:proofErr w:type="spellEnd"/>
+      <w:r>
+        <w:t xml:space="preserve"> = </w:t>
+      </w:r>
+      <w:proofErr w:type="gramStart"/>
+      <w:r>
+        <w:t>1:n</w:t>
+      </w:r>
+      <w:proofErr w:type="gramEnd"/>
+    </w:p>
+    <w:p>
+      <w:pPr>
+        <w:pStyle w:val="a9"/>
+        <w:ind w:left="880"/>
+      </w:pPr>
+      <w:r>
+        <w:t xml:space="preserve">    Ai = </w:t>
+      </w:r>
+      <w:proofErr w:type="gramStart"/>
+      <w:r>
+        <w:t>A;</w:t>
+      </w:r>
+      <w:proofErr w:type="gramEnd"/>
+    </w:p>
+    <w:p>
+      <w:pPr>
+        <w:pStyle w:val="a9"/>
+        <w:ind w:left="880"/>
+      </w:pPr>
+      <w:r>
+        <w:t xml:space="preserve">    Ai</w:t>
+      </w:r>
+      <w:proofErr w:type="gramStart"/>
+      <w:r>
+        <w:t>(:,</w:t>
+      </w:r>
+      <w:proofErr w:type="gramEnd"/>
+      <w:r>
+        <w:t xml:space="preserve"> </w:t>
+      </w:r>
+      <w:proofErr w:type="spellStart"/>
+      <w:r>
+        <w:t>i</w:t>
+      </w:r>
+      <w:proofErr w:type="spellEnd"/>
+      <w:r>
+        <w:t xml:space="preserve">) = </w:t>
+      </w:r>
+      <w:proofErr w:type="gramStart"/>
+      <w:r>
+        <w:t>b;</w:t>
+      </w:r>
+      <w:proofErr w:type="gramEnd"/>
+    </w:p>
+    <w:p>
+      <w:pPr>
+        <w:pStyle w:val="a9"/>
+        <w:ind w:left="880"/>
+      </w:pPr>
+      <w:r>
+        <w:t xml:space="preserve">    </w:t>
+      </w:r>
+      <w:proofErr w:type="spellStart"/>
+      <w:r>
+        <w:t>x_cramer</w:t>
+      </w:r>
+      <w:proofErr w:type="spellEnd"/>
+      <w:r>
+        <w:t>(</w:t>
+      </w:r>
+      <w:proofErr w:type="spellStart"/>
+      <w:r>
+        <w:t>i</w:t>
+      </w:r>
+      <w:proofErr w:type="spellEnd"/>
+      <w:r>
+        <w:t xml:space="preserve">) = </w:t>
+      </w:r>
+      <w:proofErr w:type="gramStart"/>
+      <w:r>
+        <w:t>det(</w:t>
+      </w:r>
+      <w:proofErr w:type="gramEnd"/>
+      <w:r>
+        <w:t xml:space="preserve">Ai) / </w:t>
+      </w:r>
+      <w:proofErr w:type="spellStart"/>
+      <w:r>
+        <w:t>det_</w:t>
+      </w:r>
+      <w:proofErr w:type="gramStart"/>
+      <w:r>
+        <w:t>A</w:t>
+      </w:r>
+      <w:proofErr w:type="spellEnd"/>
+      <w:r>
+        <w:t>;</w:t>
+      </w:r>
+      <w:proofErr w:type="gramEnd"/>
+    </w:p>
+    <w:p>
+      <w:pPr>
+        <w:pStyle w:val="a9"/>
+        <w:ind w:left="880"/>
+      </w:pPr>
+      <w:r>
+        <w:t>end</w:t>
+      </w:r>
+    </w:p>
+    <w:p>
+      <w:pPr>
+        <w:pStyle w:val="a9"/>
+        <w:ind w:left="880"/>
+      </w:pPr>
+    </w:p>
+    <w:p>
+      <w:pPr>
+        <w:pStyle w:val="a9"/>
+        <w:ind w:left="880"/>
+      </w:pPr>
+      <w:proofErr w:type="spellStart"/>
+      <w:r>
+        <w:t>disp</w:t>
+      </w:r>
+      <w:proofErr w:type="spellEnd"/>
+      <w:r>
+        <w:t>('直接求解结果 (列1) 与 克</w:t>
+      </w:r>
+      <w:proofErr w:type="gramStart"/>
+      <w:r>
+        <w:t>莱姆</w:t>
+      </w:r>
+      <w:proofErr w:type="gramEnd"/>
+      <w:r>
+        <w:t>法则结果 (列2) 对比：');</w:t>
+      </w:r>
+    </w:p>
+    <w:p>
+      <w:pPr>
+        <w:pStyle w:val="a9"/>
+        <w:ind w:left="880"/>
+      </w:pPr>
+      <w:proofErr w:type="spellStart"/>
+      <w:proofErr w:type="gramStart"/>
+      <w:r>
+        <w:t>disp</w:t>
+      </w:r>
+      <w:proofErr w:type="spellEnd"/>
+      <w:r>
+        <w:t>(</w:t>
+      </w:r>
+      <w:proofErr w:type="gramEnd"/>
+      <w:r>
+        <w:t>[</w:t>
+      </w:r>
+      <w:proofErr w:type="spellStart"/>
+      <w:r>
+        <w:t>x_direct</w:t>
+      </w:r>
+      <w:proofErr w:type="spellEnd"/>
+      <w:r>
+        <w:t xml:space="preserve">, </w:t>
+      </w:r>
+      <w:proofErr w:type="spellStart"/>
+      <w:r>
+        <w:t>x_cramer</w:t>
+      </w:r>
+      <w:proofErr w:type="spellEnd"/>
+      <w:r>
+        <w:t>]</w:t>
+      </w:r>
+      <w:proofErr w:type="gramStart"/>
+      <w:r>
+        <w:t>);</w:t>
+      </w:r>
+      <w:proofErr w:type="gramEnd"/>
+    </w:p>
+    <w:p>
+      <w:pPr>
+        <w:pStyle w:val="a9"/>
+        <w:ind w:left="880"/>
+      </w:pPr>
+    </w:p>
+    <w:p>
+      <w:pPr>
+        <w:pStyle w:val="a9"/>
+        <w:ind w:left="880"/>
+      </w:pPr>
+      <w:proofErr w:type="spellStart"/>
+      <w:r>
+        <w:t>error_val</w:t>
+      </w:r>
+      <w:proofErr w:type="spellEnd"/>
+      <w:r>
+        <w:t xml:space="preserve"> = </w:t>
+      </w:r>
+      <w:proofErr w:type="gramStart"/>
+      <w:r>
+        <w:t>norm(</w:t>
+      </w:r>
+      <w:proofErr w:type="spellStart"/>
+      <w:proofErr w:type="gramEnd"/>
+      <w:r>
+        <w:t>x_direct</w:t>
+      </w:r>
+      <w:proofErr w:type="spellEnd"/>
+      <w:r>
+        <w:t xml:space="preserve"> - </w:t>
+      </w:r>
+      <w:proofErr w:type="spellStart"/>
+      <w:r>
+        <w:t>x_cramer</w:t>
+      </w:r>
+      <w:proofErr w:type="spellEnd"/>
+      <w:proofErr w:type="gramStart"/>
+      <w:r>
+        <w:t>);</w:t>
+      </w:r>
+      <w:proofErr w:type="gramEnd"/>
+    </w:p>
+    <w:p>
+      <w:pPr>
+        <w:pStyle w:val="a9"/>
+        <w:ind w:left="880"/>
+      </w:pPr>
+      <w:proofErr w:type="spellStart"/>
+      <w:r>
+        <w:t>disp</w:t>
+      </w:r>
+      <w:proofErr w:type="spellEnd"/>
+      <w:r>
+        <w:t>('两种方法的误差范数：');</w:t>
+      </w:r>
+    </w:p>
+    <w:p>
+      <w:pPr>
+        <w:pStyle w:val="a9"/>
+        <w:ind w:left="880"/>
+      </w:pPr>
+      <w:proofErr w:type="spellStart"/>
+      <w:r>
+        <w:t>disp</w:t>
+      </w:r>
+      <w:proofErr w:type="spellEnd"/>
+      <w:r>
+        <w:t>(</w:t>
+      </w:r>
+      <w:proofErr w:type="spellStart"/>
+      <w:r>
+        <w:t>error_val</w:t>
+      </w:r>
+      <w:proofErr w:type="spellEnd"/>
+      <w:proofErr w:type="gramStart"/>
+      <w:r>
+        <w:t>);</w:t>
+      </w:r>
+      <w:proofErr w:type="gramEnd"/>
+    </w:p>
+    <w:p>
+      <w:pPr>
+        <w:pStyle w:val="a9"/>
+        <w:ind w:left="880"/>
+      </w:pPr>
+    </w:p>
+    <w:p>
+      <w:pPr>
+        <w:pStyle w:val="a9"/>
+        <w:ind w:left="880"/>
+      </w:pPr>
+      <w:r>
+        <w:rPr>
+          <w:rFonts w:hint="eastAsia"/>
+        </w:rPr>
+        <w:t>结果：</w:t>
+      </w:r>
+    </w:p>
+    <w:p>
+      <w:pPr>
+        <w:pStyle w:val="a9"/>
+        <w:ind w:left="880"/>
+      </w:pPr>
+      <w:r>
+        <w:t>直接求解结果 (列1) 与 克</w:t>
+      </w:r>
+      <w:proofErr w:type="gramStart"/>
+      <w:r>
+        <w:t>莱姆</w:t>
+      </w:r>
+      <w:proofErr w:type="gramEnd"/>
+      <w:r>
+        <w:t>法则结果 (列2) 对比：</w:t>
+      </w:r>
+      <w:r>
+        <w:br/>
+        <w:t xml:space="preserve">    2.4735    2.4735</w:t>
+      </w:r>
+      <w:r>
+        <w:br/>
+        <w:t xml:space="preserve">    7.2333    7.2333</w:t>
+      </w:r>
+      <w:r>
+        <w:br/>
+        <w:t xml:space="preserve">    2.8286    2.8286</w:t>
+      </w:r>
+      <w:r>
+        <w:br/>
+        <w:t xml:space="preserve">   -5.6573   -5.6573</w:t>
+      </w:r>
+      <w:r>
+        <w:br/>
+        <w:t xml:space="preserve">   -5.7061   -5.7061</w:t>
+      </w:r>
+      <w:r>
+        <w:br/>
+      </w:r>
+      <w:r>
+        <w:br/>
+        <w:t>两种方法的误差范数：</w:t>
+      </w:r>
+      <w:r>
+        <w:br/>
+        <w:t xml:space="preserve">   4.4630e-15</w:t>
       </w:r>
     </w:p>
     <w:p>
